--- a/registry/jobs/2026-08-05_230409_micro1_senior-backend-engineer/application/CV_ValentinNikolaev_micro1_SeniorBackendEngineer.docx
+++ b/registry/jobs/2026-08-05_230409_micro1_senior-backend-engineer/application/CV_ValentinNikolaev_micro1_SeniorBackendEngineer.docx
@@ -66,7 +66,7 @@
         <w:t xml:space="preserve">
 </w:t>
       </w:r>
-      <w:hyperlink w:history="1" r:id="rIdvua8oxbmxagx0bolmjvs-">
+      <w:hyperlink w:history="1" r:id="rIdny9yxpkhi0o_p8kgujtxh">
         <w:r>
           <w:rPr>
             <w:rFonts w:ascii="Aptos" w:cs="Aptos" w:eastAsia="Aptos" w:hAnsi="Aptos"/>
@@ -100,7 +100,7 @@
         <w:t xml:space="preserve">
 </w:t>
       </w:r>
-      <w:hyperlink w:history="1" r:id="rIdyno7yfw0dxiwqei30aner">
+      <w:hyperlink w:history="1" r:id="rIdcz6bpzqipfsqaukgsmsr8">
         <w:r>
           <w:rPr>
             <w:rFonts w:ascii="Aptos" w:cs="Aptos" w:eastAsia="Aptos" w:hAnsi="Aptos"/>
@@ -123,7 +123,7 @@
         </w:rPr>
         <w:t xml:space="preserve"> | </w:t>
       </w:r>
-      <w:hyperlink w:history="1" r:id="rId68uxpupmlxd74sycxvaqc">
+      <w:hyperlink w:history="1" r:id="rIdzmw7dfmvbjvpbomzm3bbq">
         <w:r>
           <w:rPr>
             <w:rFonts w:ascii="Aptos" w:cs="Aptos" w:eastAsia="Aptos" w:hAnsi="Aptos"/>

--- a/registry/jobs/2026-08-05_230409_micro1_senior-backend-engineer/application/CV_ValentinNikolaev_micro1_SeniorBackendEngineer.docx
+++ b/registry/jobs/2026-08-05_230409_micro1_senior-backend-engineer/application/CV_ValentinNikolaev_micro1_SeniorBackendEngineer.docx
@@ -66,7 +66,7 @@
         <w:t xml:space="preserve">
 </w:t>
       </w:r>
-      <w:hyperlink w:history="1" r:id="rIdny9yxpkhi0o_p8kgujtxh">
+      <w:hyperlink w:history="1" r:id="rIdvua8oxbmxagx0bolmjvs-">
         <w:r>
           <w:rPr>
             <w:rFonts w:ascii="Aptos" w:cs="Aptos" w:eastAsia="Aptos" w:hAnsi="Aptos"/>
@@ -100,7 +100,7 @@
         <w:t xml:space="preserve">
 </w:t>
       </w:r>
-      <w:hyperlink w:history="1" r:id="rIdcz6bpzqipfsqaukgsmsr8">
+      <w:hyperlink w:history="1" r:id="rIdyno7yfw0dxiwqei30aner">
         <w:r>
           <w:rPr>
             <w:rFonts w:ascii="Aptos" w:cs="Aptos" w:eastAsia="Aptos" w:hAnsi="Aptos"/>
@@ -123,7 +123,7 @@
         </w:rPr>
         <w:t xml:space="preserve"> | </w:t>
       </w:r>
-      <w:hyperlink w:history="1" r:id="rIdzmw7dfmvbjvpbomzm3bbq">
+      <w:hyperlink w:history="1" r:id="rId68uxpupmlxd74sycxvaqc">
         <w:r>
           <w:rPr>
             <w:rFonts w:ascii="Aptos" w:cs="Aptos" w:eastAsia="Aptos" w:hAnsi="Aptos"/>
